--- a/22F_3716_3736_Devops_Assign_2.docx
+++ b/22F_3716_3736_Devops_Assign_2.docx
@@ -4,30 +4,30 @@
   <w:body>
     <w:p>
       <w:pPr>
-        <w:rPr>
-          <w:b w:val="1"/>
-          <w:bCs w:val="1"/>
-          <w:sz w:val="24"/>
-          <w:szCs w:val="24"/>
-        </w:rPr>
+        <w:rPr/>
       </w:pPr>
       <w:r>
         <w:rPr>
-          <w:rtl w:val="0"/>
-        </w:rPr>
-        <w:br w:type="textWrapping"/>
-      </w:r>
-      <w:r>
-        <w:rPr>
-          <w:b w:val="1"/>
-          <w:bCs w:val="1"/>
-          <w:sz w:val="24"/>
-          <w:szCs w:val="24"/>
-          <w:rtl w:val="0"/>
-        </w:rPr>
-        <w:t xml:space="preserve">TASK 1: Docker Individual Build &amp; Run</w:t>
-        <w:br w:type="textWrapping"/>
-        <w:t xml:space="preserve">Frontend Build</w:t>
+          <w:b w:val="1"/>
+          <w:bCs w:val="1"/>
+          <w:color w:val="4a86e8"/>
+          <w:sz w:val="36"/>
+          <w:szCs w:val="36"/>
+          <w:rtl w:val="0"/>
+        </w:rPr>
+        <w:t xml:space="preserve">DEV OPS                     ASSIGN # 2</w:t>
+        <w:br w:type="textWrapping"/>
+        <w:t xml:space="preserve">22F-3716                                                 Ameer Sultan</w:t>
+        <w:br w:type="textWrapping"/>
+        <w:t xml:space="preserve">22F-3736                                                 Zaid Kashif</w:t>
+        <w:br w:type="textWrapping"/>
+        <w:t xml:space="preserve">BSE -8A</w:t>
+        <w:br w:type="textWrapping"/>
+      </w:r>
+      <w:r>
+        <w:rPr>
+          <w:rtl w:val="0"/>
+        </w:rPr>
       </w:r>
     </w:p>
     <w:p>
@@ -35,249 +35,36 @@
         <w:rPr>
           <w:b w:val="1"/>
           <w:bCs w:val="1"/>
-          <w:color w:val="cccccc"/>
-          <w:sz w:val="20"/>
-          <w:szCs w:val="20"/>
+          <w:sz w:val="30"/>
+          <w:szCs w:val="30"/>
+          <w:highlight w:val="yellow"/>
         </w:rPr>
       </w:pPr>
       <w:r>
         <w:rPr>
-          <w:rtl w:val="0"/>
-        </w:rPr>
-        <w:br w:type="textWrapping"/>
-      </w:r>
-      <w:r>
-        <w:rPr/>
-        <w:drawing>
-          <wp:inline distB="114300" distT="114300" distL="114300" distR="114300">
-            <wp:extent cx="5943600" cy="3340100"/>
-            <wp:effectExtent b="0" l="0" r="0" t="0"/>
-            <wp:docPr id="19" name="image2.png"/>
-            <a:graphic>
-              <a:graphicData uri="http://schemas.openxmlformats.org/drawingml/2006/picture">
-                <pic:pic>
-                  <pic:nvPicPr>
-                    <pic:cNvPr id="0" name="image2.png"/>
-                    <pic:cNvPicPr preferRelativeResize="0"/>
-                  </pic:nvPicPr>
-                  <pic:blipFill>
-                    <a:blip r:embed="rId6"/>
-                    <a:srcRect b="0" l="0" r="0" t="0"/>
-                    <a:stretch>
-                      <a:fillRect/>
-                    </a:stretch>
-                  </pic:blipFill>
-                  <pic:spPr>
-                    <a:xfrm>
-                      <a:off x="0" y="0"/>
-                      <a:ext cx="5943600" cy="3340100"/>
-                    </a:xfrm>
-                    <a:prstGeom prst="rect"/>
-                    <a:ln/>
-                  </pic:spPr>
-                </pic:pic>
-              </a:graphicData>
-            </a:graphic>
-          </wp:inline>
-        </w:drawing>
-      </w:r>
-      <w:r>
-        <w:rPr>
-          <w:rtl w:val="0"/>
-        </w:rPr>
-        <w:br w:type="textWrapping"/>
-      </w:r>
-      <w:r>
-        <w:rPr/>
-        <w:drawing>
-          <wp:inline distB="114300" distT="114300" distL="114300" distR="114300">
-            <wp:extent cx="5943600" cy="3340100"/>
-            <wp:effectExtent b="0" l="0" r="0" t="0"/>
-            <wp:docPr id="22" name="image18.png"/>
-            <a:graphic>
-              <a:graphicData uri="http://schemas.openxmlformats.org/drawingml/2006/picture">
-                <pic:pic>
-                  <pic:nvPicPr>
-                    <pic:cNvPr id="0" name="image18.png"/>
-                    <pic:cNvPicPr preferRelativeResize="0"/>
-                  </pic:nvPicPr>
-                  <pic:blipFill>
-                    <a:blip r:embed="rId7"/>
-                    <a:srcRect b="0" l="0" r="0" t="0"/>
-                    <a:stretch>
-                      <a:fillRect/>
-                    </a:stretch>
-                  </pic:blipFill>
-                  <pic:spPr>
-                    <a:xfrm>
-                      <a:off x="0" y="0"/>
-                      <a:ext cx="5943600" cy="3340100"/>
-                    </a:xfrm>
-                    <a:prstGeom prst="rect"/>
-                    <a:ln/>
-                  </pic:spPr>
-                </pic:pic>
-              </a:graphicData>
-            </a:graphic>
-          </wp:inline>
-        </w:drawing>
-      </w:r>
-      <w:r>
-        <w:rPr>
-          <w:rtl w:val="0"/>
-        </w:rPr>
-        <w:br w:type="textWrapping"/>
-      </w:r>
-      <w:r>
-        <w:rPr>
-          <w:b w:val="1"/>
-          <w:bCs w:val="1"/>
-          <w:sz w:val="30"/>
-          <w:szCs w:val="30"/>
-          <w:rtl w:val="0"/>
-        </w:rPr>
-        <w:t xml:space="preserve">Backend Build</w:t>
-        <w:br w:type="textWrapping"/>
-      </w:r>
-      <w:r>
-        <w:rPr>
-          <w:b w:val="1"/>
-          <w:bCs w:val="1"/>
-          <w:sz w:val="30"/>
-          <w:szCs w:val="30"/>
-        </w:rPr>
-        <w:drawing>
-          <wp:inline distB="114300" distT="114300" distL="114300" distR="114300">
-            <wp:extent cx="5943600" cy="3340100"/>
-            <wp:effectExtent b="0" l="0" r="0" t="0"/>
-            <wp:docPr id="21" name="image13.png"/>
-            <a:graphic>
-              <a:graphicData uri="http://schemas.openxmlformats.org/drawingml/2006/picture">
-                <pic:pic>
-                  <pic:nvPicPr>
-                    <pic:cNvPr id="0" name="image13.png"/>
-                    <pic:cNvPicPr preferRelativeResize="0"/>
-                  </pic:nvPicPr>
-                  <pic:blipFill>
-                    <a:blip r:embed="rId8"/>
-                    <a:srcRect b="0" l="0" r="0" t="0"/>
-                    <a:stretch>
-                      <a:fillRect/>
-                    </a:stretch>
-                  </pic:blipFill>
-                  <pic:spPr>
-                    <a:xfrm>
-                      <a:off x="0" y="0"/>
-                      <a:ext cx="5943600" cy="3340100"/>
-                    </a:xfrm>
-                    <a:prstGeom prst="rect"/>
-                    <a:ln/>
-                  </pic:spPr>
-                </pic:pic>
-              </a:graphicData>
-            </a:graphic>
-          </wp:inline>
-        </w:drawing>
-      </w:r>
-      <w:r>
-        <w:rPr>
-          <w:b w:val="1"/>
-          <w:bCs w:val="1"/>
-          <w:sz w:val="30"/>
-          <w:szCs w:val="30"/>
-          <w:rtl w:val="0"/>
-        </w:rPr>
-        <w:br w:type="textWrapping"/>
-      </w:r>
-      <w:r>
-        <w:rPr>
-          <w:b w:val="1"/>
-          <w:bCs w:val="1"/>
-          <w:sz w:val="30"/>
-          <w:szCs w:val="30"/>
-        </w:rPr>
-        <w:drawing>
-          <wp:inline distB="114300" distT="114300" distL="114300" distR="114300">
-            <wp:extent cx="5943600" cy="4445000"/>
-            <wp:effectExtent b="0" l="0" r="0" t="0"/>
-            <wp:docPr id="24" name="image25.png"/>
-            <a:graphic>
-              <a:graphicData uri="http://schemas.openxmlformats.org/drawingml/2006/picture">
-                <pic:pic>
-                  <pic:nvPicPr>
-                    <pic:cNvPr id="0" name="image25.png"/>
-                    <pic:cNvPicPr preferRelativeResize="0"/>
-                  </pic:nvPicPr>
-                  <pic:blipFill>
-                    <a:blip r:embed="rId9"/>
-                    <a:srcRect b="0" l="0" r="0" t="0"/>
-                    <a:stretch>
-                      <a:fillRect/>
-                    </a:stretch>
-                  </pic:blipFill>
-                  <pic:spPr>
-                    <a:xfrm>
-                      <a:off x="0" y="0"/>
-                      <a:ext cx="5943600" cy="4445000"/>
-                    </a:xfrm>
-                    <a:prstGeom prst="rect"/>
-                    <a:ln/>
-                  </pic:spPr>
-                </pic:pic>
-              </a:graphicData>
-            </a:graphic>
-          </wp:inline>
-        </w:drawing>
-      </w:r>
-      <w:r>
-        <w:rPr>
-          <w:b w:val="1"/>
-          <w:bCs w:val="1"/>
-          <w:sz w:val="30"/>
-          <w:szCs w:val="30"/>
-          <w:rtl w:val="0"/>
-        </w:rPr>
-        <w:br w:type="textWrapping"/>
-      </w:r>
-      <w:r>
-        <w:rPr>
-          <w:b w:val="1"/>
-          <w:bCs w:val="1"/>
-          <w:color w:val="cccccc"/>
-          <w:sz w:val="20"/>
-          <w:szCs w:val="20"/>
-          <w:rtl w:val="0"/>
-        </w:rPr>
-        <w:t xml:space="preserve">Run MongoDB Container</w:t>
+          <w:b w:val="1"/>
+          <w:bCs w:val="1"/>
+          <w:sz w:val="30"/>
+          <w:szCs w:val="30"/>
+          <w:highlight w:val="yellow"/>
+          <w:rtl w:val="0"/>
+        </w:rPr>
+        <w:t xml:space="preserve">Task 1: Docker Individual Build &amp; Run</w:t>
       </w:r>
     </w:p>
     <w:p>
       <w:pPr>
-        <w:pStyle w:val="Heading3"/>
-        <w:keepNext w:val="0"/>
-        <w:keepLines w:val="0"/>
-        <w:shd w:fill="181818" w:val="clear"/>
-        <w:spacing w:after="120" w:before="0" w:lineRule="auto"/>
-        <w:rPr>
-          <w:b w:val="1"/>
-          <w:bCs w:val="1"/>
-          <w:color w:val="cccccc"/>
-          <w:sz w:val="20"/>
-          <w:szCs w:val="20"/>
+        <w:rPr>
+          <w:b w:val="1"/>
+          <w:bCs w:val="1"/>
+          <w:sz w:val="24"/>
+          <w:szCs w:val="24"/>
         </w:rPr>
       </w:pPr>
-      <w:bookmarkStart w:colFirst="0" w:colLast="0" w:name="_s4awgapasjge" w:id="0"/>
-      <w:bookmarkEnd w:id="0"/>
-      <w:r>
-        <w:rPr>
-          <w:b w:val="1"/>
-          <w:bCs w:val="1"/>
-          <w:color w:val="cccccc"/>
-          <w:sz w:val="20"/>
-          <w:szCs w:val="20"/>
-          <w:rtl w:val="0"/>
-        </w:rPr>
-        <w:t xml:space="preserve">Run MongoDB Container</w:t>
+      <w:r>
+        <w:rPr>
+          <w:rtl w:val="0"/>
+        </w:rPr>
       </w:r>
     </w:p>
     <w:p>
@@ -285,292 +72,21 @@
         <w:rPr>
           <w:b w:val="1"/>
           <w:bCs w:val="1"/>
-          <w:sz w:val="28"/>
-          <w:szCs w:val="28"/>
+          <w:sz w:val="24"/>
+          <w:szCs w:val="24"/>
+          <w:u w:val="single"/>
         </w:rPr>
       </w:pPr>
       <w:r>
         <w:rPr>
           <w:b w:val="1"/>
           <w:bCs w:val="1"/>
-          <w:sz w:val="30"/>
-          <w:szCs w:val="30"/>
-          <w:rtl w:val="0"/>
-        </w:rPr>
-        <w:br w:type="textWrapping"/>
-      </w:r>
-      <w:r>
-        <w:rPr>
-          <w:b w:val="1"/>
-          <w:bCs w:val="1"/>
-          <w:sz w:val="30"/>
-          <w:szCs w:val="30"/>
-        </w:rPr>
-        <w:drawing>
-          <wp:inline distB="114300" distT="114300" distL="114300" distR="114300">
-            <wp:extent cx="5943600" cy="4991100"/>
-            <wp:effectExtent b="0" l="0" r="0" t="0"/>
-            <wp:docPr id="23" name="image19.png"/>
-            <a:graphic>
-              <a:graphicData uri="http://schemas.openxmlformats.org/drawingml/2006/picture">
-                <pic:pic>
-                  <pic:nvPicPr>
-                    <pic:cNvPr id="0" name="image19.png"/>
-                    <pic:cNvPicPr preferRelativeResize="0"/>
-                  </pic:nvPicPr>
-                  <pic:blipFill>
-                    <a:blip r:embed="rId10"/>
-                    <a:srcRect b="0" l="0" r="0" t="0"/>
-                    <a:stretch>
-                      <a:fillRect/>
-                    </a:stretch>
-                  </pic:blipFill>
-                  <pic:spPr>
-                    <a:xfrm>
-                      <a:off x="0" y="0"/>
-                      <a:ext cx="5943600" cy="4991100"/>
-                    </a:xfrm>
-                    <a:prstGeom prst="rect"/>
-                    <a:ln/>
-                  </pic:spPr>
-                </pic:pic>
-              </a:graphicData>
-            </a:graphic>
-          </wp:inline>
-        </w:drawing>
-      </w:r>
-      <w:r>
-        <w:rPr>
-          <w:b w:val="1"/>
-          <w:bCs w:val="1"/>
-          <w:sz w:val="30"/>
-          <w:szCs w:val="30"/>
-          <w:rtl w:val="0"/>
-        </w:rPr>
-        <w:br w:type="textWrapping"/>
-        <w:t xml:space="preserve">Run Backend Container</w:t>
-        <w:br w:type="textWrapping"/>
-      </w:r>
-      <w:r>
-        <w:rPr>
-          <w:b w:val="1"/>
-          <w:bCs w:val="1"/>
-          <w:sz w:val="30"/>
-          <w:szCs w:val="30"/>
-        </w:rPr>
-        <w:drawing>
-          <wp:inline distB="114300" distT="114300" distL="114300" distR="114300">
-            <wp:extent cx="4914900" cy="1076325"/>
-            <wp:effectExtent b="0" l="0" r="0" t="0"/>
-            <wp:docPr id="27" name="image23.png"/>
-            <a:graphic>
-              <a:graphicData uri="http://schemas.openxmlformats.org/drawingml/2006/picture">
-                <pic:pic>
-                  <pic:nvPicPr>
-                    <pic:cNvPr id="0" name="image23.png"/>
-                    <pic:cNvPicPr preferRelativeResize="0"/>
-                  </pic:nvPicPr>
-                  <pic:blipFill>
-                    <a:blip r:embed="rId11"/>
-                    <a:srcRect b="0" l="0" r="0" t="0"/>
-                    <a:stretch>
-                      <a:fillRect/>
-                    </a:stretch>
-                  </pic:blipFill>
-                  <pic:spPr>
-                    <a:xfrm>
-                      <a:off x="0" y="0"/>
-                      <a:ext cx="4914900" cy="1076325"/>
-                    </a:xfrm>
-                    <a:prstGeom prst="rect"/>
-                    <a:ln/>
-                  </pic:spPr>
-                </pic:pic>
-              </a:graphicData>
-            </a:graphic>
-          </wp:inline>
-        </w:drawing>
-      </w:r>
-      <w:r>
-        <w:rPr>
-          <w:b w:val="1"/>
-          <w:bCs w:val="1"/>
-          <w:sz w:val="30"/>
-          <w:szCs w:val="30"/>
-          <w:rtl w:val="0"/>
-        </w:rPr>
-        <w:br w:type="textWrapping"/>
-        <w:t xml:space="preserve">Run Frontend Container</w:t>
-        <w:br w:type="textWrapping"/>
-      </w:r>
-      <w:r>
-        <w:rPr>
-          <w:b w:val="1"/>
-          <w:bCs w:val="1"/>
-          <w:sz w:val="30"/>
-          <w:szCs w:val="30"/>
-        </w:rPr>
-        <w:drawing>
-          <wp:inline distB="114300" distT="114300" distL="114300" distR="114300">
-            <wp:extent cx="4667250" cy="895350"/>
-            <wp:effectExtent b="0" l="0" r="0" t="0"/>
-            <wp:docPr id="26" name="image24.png"/>
-            <a:graphic>
-              <a:graphicData uri="http://schemas.openxmlformats.org/drawingml/2006/picture">
-                <pic:pic>
-                  <pic:nvPicPr>
-                    <pic:cNvPr id="0" name="image24.png"/>
-                    <pic:cNvPicPr preferRelativeResize="0"/>
-                  </pic:nvPicPr>
-                  <pic:blipFill>
-                    <a:blip r:embed="rId12"/>
-                    <a:srcRect b="0" l="0" r="0" t="0"/>
-                    <a:stretch>
-                      <a:fillRect/>
-                    </a:stretch>
-                  </pic:blipFill>
-                  <pic:spPr>
-                    <a:xfrm>
-                      <a:off x="0" y="0"/>
-                      <a:ext cx="4667250" cy="895350"/>
-                    </a:xfrm>
-                    <a:prstGeom prst="rect"/>
-                    <a:ln/>
-                  </pic:spPr>
-                </pic:pic>
-              </a:graphicData>
-            </a:graphic>
-          </wp:inline>
-        </w:drawing>
-      </w:r>
-      <w:r>
-        <w:rPr>
-          <w:b w:val="1"/>
-          <w:bCs w:val="1"/>
-          <w:sz w:val="30"/>
-          <w:szCs w:val="30"/>
-          <w:rtl w:val="0"/>
-        </w:rPr>
-        <w:br w:type="textWrapping"/>
-        <w:t xml:space="preserve">docker ps</w:t>
-        <w:br w:type="textWrapping"/>
-      </w:r>
-      <w:r>
-        <w:rPr>
-          <w:b w:val="1"/>
-          <w:bCs w:val="1"/>
-          <w:sz w:val="30"/>
-          <w:szCs w:val="30"/>
-        </w:rPr>
-        <w:drawing>
-          <wp:inline distB="114300" distT="114300" distL="114300" distR="114300">
-            <wp:extent cx="5943600" cy="457200"/>
-            <wp:effectExtent b="0" l="0" r="0" t="0"/>
-            <wp:docPr id="30" name="image39.png"/>
-            <a:graphic>
-              <a:graphicData uri="http://schemas.openxmlformats.org/drawingml/2006/picture">
-                <pic:pic>
-                  <pic:nvPicPr>
-                    <pic:cNvPr id="0" name="image39.png"/>
-                    <pic:cNvPicPr preferRelativeResize="0"/>
-                  </pic:nvPicPr>
-                  <pic:blipFill>
-                    <a:blip r:embed="rId13"/>
-                    <a:srcRect b="0" l="0" r="0" t="0"/>
-                    <a:stretch>
-                      <a:fillRect/>
-                    </a:stretch>
-                  </pic:blipFill>
-                  <pic:spPr>
-                    <a:xfrm>
-                      <a:off x="0" y="0"/>
-                      <a:ext cx="5943600" cy="457200"/>
-                    </a:xfrm>
-                    <a:prstGeom prst="rect"/>
-                    <a:ln/>
-                  </pic:spPr>
-                </pic:pic>
-              </a:graphicData>
-            </a:graphic>
-          </wp:inline>
-        </w:drawing>
-      </w:r>
-      <w:r>
-        <w:rPr>
-          <w:b w:val="1"/>
-          <w:bCs w:val="1"/>
-          <w:sz w:val="30"/>
-          <w:szCs w:val="30"/>
-          <w:rtl w:val="0"/>
-        </w:rPr>
-        <w:br w:type="textWrapping"/>
-        <w:t xml:space="preserve">Game SS:</w:t>
-        <w:br w:type="textWrapping"/>
-        <w:br w:type="textWrapping"/>
-      </w:r>
-      <w:r>
-        <w:rPr>
-          <w:b w:val="1"/>
-          <w:bCs w:val="1"/>
-          <w:sz w:val="30"/>
-          <w:szCs w:val="30"/>
-        </w:rPr>
-        <w:drawing>
-          <wp:inline distB="114300" distT="114300" distL="114300" distR="114300">
-            <wp:extent cx="5943600" cy="3149600"/>
-            <wp:effectExtent b="0" l="0" r="0" t="0"/>
-            <wp:docPr id="28" name="image33.png"/>
-            <a:graphic>
-              <a:graphicData uri="http://schemas.openxmlformats.org/drawingml/2006/picture">
-                <pic:pic>
-                  <pic:nvPicPr>
-                    <pic:cNvPr id="0" name="image33.png"/>
-                    <pic:cNvPicPr preferRelativeResize="0"/>
-                  </pic:nvPicPr>
-                  <pic:blipFill>
-                    <a:blip r:embed="rId14"/>
-                    <a:srcRect b="0" l="0" r="0" t="0"/>
-                    <a:stretch>
-                      <a:fillRect/>
-                    </a:stretch>
-                  </pic:blipFill>
-                  <pic:spPr>
-                    <a:xfrm>
-                      <a:off x="0" y="0"/>
-                      <a:ext cx="5943600" cy="3149600"/>
-                    </a:xfrm>
-                    <a:prstGeom prst="rect"/>
-                    <a:ln/>
-                  </pic:spPr>
-                </pic:pic>
-              </a:graphicData>
-            </a:graphic>
-          </wp:inline>
-        </w:drawing>
-      </w:r>
-      <w:r>
-        <w:rPr>
-          <w:b w:val="1"/>
-          <w:bCs w:val="1"/>
-          <w:sz w:val="30"/>
-          <w:szCs w:val="30"/>
-          <w:rtl w:val="0"/>
-        </w:rPr>
-        <w:br w:type="textWrapping"/>
-        <w:t xml:space="preserve">Task 2:</w:t>
-        <w:br w:type="textWrapping"/>
-        <w:t xml:space="preserve">Multi-Container Setup using Docker Compose</w:t>
-        <w:br w:type="textWrapping"/>
-      </w:r>
-      <w:r>
-        <w:rPr>
-          <w:b w:val="1"/>
-          <w:bCs w:val="1"/>
-          <w:sz w:val="28"/>
-          <w:szCs w:val="28"/>
-          <w:rtl w:val="0"/>
-        </w:rPr>
-        <w:t xml:space="preserve">Pre-pull MongoDB</w:t>
+          <w:sz w:val="24"/>
+          <w:szCs w:val="24"/>
+          <w:u w:val="single"/>
+          <w:rtl w:val="0"/>
+        </w:rPr>
+        <w:t xml:space="preserve">Frontend Build</w:t>
       </w:r>
     </w:p>
     <w:p>
@@ -584,26 +100,17 @@
       </w:pPr>
       <w:r>
         <w:rPr>
-          <w:b w:val="1"/>
-          <w:bCs w:val="1"/>
-          <w:sz w:val="30"/>
-          <w:szCs w:val="30"/>
-          <w:rtl w:val="0"/>
-        </w:rPr>
-        <w:br w:type="textWrapping"/>
-      </w:r>
-      <w:r>
-        <w:rPr>
-          <w:b w:val="1"/>
-          <w:bCs w:val="1"/>
-          <w:sz w:val="30"/>
-          <w:szCs w:val="30"/>
-        </w:rPr>
-        <w:drawing>
-          <wp:inline distB="114300" distT="114300" distL="114300" distR="114300">
-            <wp:extent cx="5943600" cy="4559300"/>
-            <wp:effectExtent b="0" l="0" r="0" t="0"/>
-            <wp:docPr id="33" name="image26.png"/>
+          <w:rtl w:val="0"/>
+        </w:rPr>
+        <w:br w:type="textWrapping"/>
+      </w:r>
+      <w:r>
+        <w:rPr/>
+        <w:drawing>
+          <wp:inline distB="114300" distT="114300" distL="114300" distR="114300">
+            <wp:extent cx="5943600" cy="3340100"/>
+            <wp:effectExtent b="0" l="0" r="0" t="0"/>
+            <wp:docPr id="19" name="image26.png"/>
             <a:graphic>
               <a:graphicData uri="http://schemas.openxmlformats.org/drawingml/2006/picture">
                 <pic:pic>
@@ -612,34 +119,193 @@
                     <pic:cNvPicPr preferRelativeResize="0"/>
                   </pic:nvPicPr>
                   <pic:blipFill>
-                    <a:blip r:embed="rId15"/>
-                    <a:srcRect b="0" l="0" r="0" t="0"/>
-                    <a:stretch>
-                      <a:fillRect/>
-                    </a:stretch>
-                  </pic:blipFill>
-                  <pic:spPr>
-                    <a:xfrm>
-                      <a:off x="0" y="0"/>
-                      <a:ext cx="5943600" cy="4559300"/>
-                    </a:xfrm>
-                    <a:prstGeom prst="rect"/>
-                    <a:ln/>
-                  </pic:spPr>
-                </pic:pic>
-              </a:graphicData>
-            </a:graphic>
-          </wp:inline>
-        </w:drawing>
-      </w:r>
-      <w:r>
-        <w:rPr>
-          <w:b w:val="1"/>
-          <w:bCs w:val="1"/>
-          <w:sz w:val="30"/>
-          <w:szCs w:val="30"/>
-          <w:rtl w:val="0"/>
-        </w:rPr>
+                    <a:blip r:embed="rId6"/>
+                    <a:srcRect b="0" l="0" r="0" t="0"/>
+                    <a:stretch>
+                      <a:fillRect/>
+                    </a:stretch>
+                  </pic:blipFill>
+                  <pic:spPr>
+                    <a:xfrm>
+                      <a:off x="0" y="0"/>
+                      <a:ext cx="5943600" cy="3340100"/>
+                    </a:xfrm>
+                    <a:prstGeom prst="rect"/>
+                    <a:ln/>
+                  </pic:spPr>
+                </pic:pic>
+              </a:graphicData>
+            </a:graphic>
+          </wp:inline>
+        </w:drawing>
+      </w:r>
+      <w:r>
+        <w:rPr>
+          <w:rtl w:val="0"/>
+        </w:rPr>
+        <w:br w:type="textWrapping"/>
+      </w:r>
+      <w:r>
+        <w:rPr/>
+        <w:drawing>
+          <wp:inline distB="114300" distT="114300" distL="114300" distR="114300">
+            <wp:extent cx="5943600" cy="3340100"/>
+            <wp:effectExtent b="0" l="0" r="0" t="0"/>
+            <wp:docPr id="22" name="image16.png"/>
+            <a:graphic>
+              <a:graphicData uri="http://schemas.openxmlformats.org/drawingml/2006/picture">
+                <pic:pic>
+                  <pic:nvPicPr>
+                    <pic:cNvPr id="0" name="image16.png"/>
+                    <pic:cNvPicPr preferRelativeResize="0"/>
+                  </pic:nvPicPr>
+                  <pic:blipFill>
+                    <a:blip r:embed="rId7"/>
+                    <a:srcRect b="0" l="0" r="0" t="0"/>
+                    <a:stretch>
+                      <a:fillRect/>
+                    </a:stretch>
+                  </pic:blipFill>
+                  <pic:spPr>
+                    <a:xfrm>
+                      <a:off x="0" y="0"/>
+                      <a:ext cx="5943600" cy="3340100"/>
+                    </a:xfrm>
+                    <a:prstGeom prst="rect"/>
+                    <a:ln/>
+                  </pic:spPr>
+                </pic:pic>
+              </a:graphicData>
+            </a:graphic>
+          </wp:inline>
+        </w:drawing>
+      </w:r>
+      <w:r>
+        <w:rPr>
+          <w:rtl w:val="0"/>
+        </w:rPr>
+        <w:br w:type="textWrapping"/>
+      </w:r>
+      <w:r>
+        <w:rPr>
+          <w:b w:val="1"/>
+          <w:bCs w:val="1"/>
+          <w:sz w:val="30"/>
+          <w:szCs w:val="30"/>
+          <w:u w:val="single"/>
+          <w:rtl w:val="0"/>
+        </w:rPr>
+        <w:t xml:space="preserve">Backend Build</w:t>
+      </w:r>
+      <w:r>
+        <w:rPr>
+          <w:b w:val="1"/>
+          <w:bCs w:val="1"/>
+          <w:sz w:val="30"/>
+          <w:szCs w:val="30"/>
+          <w:rtl w:val="0"/>
+        </w:rPr>
+        <w:br w:type="textWrapping"/>
+      </w:r>
+      <w:r>
+        <w:rPr>
+          <w:b w:val="1"/>
+          <w:bCs w:val="1"/>
+          <w:sz w:val="30"/>
+          <w:szCs w:val="30"/>
+        </w:rPr>
+        <w:drawing>
+          <wp:inline distB="114300" distT="114300" distL="114300" distR="114300">
+            <wp:extent cx="5943600" cy="3340100"/>
+            <wp:effectExtent b="0" l="0" r="0" t="0"/>
+            <wp:docPr id="21" name="image17.png"/>
+            <a:graphic>
+              <a:graphicData uri="http://schemas.openxmlformats.org/drawingml/2006/picture">
+                <pic:pic>
+                  <pic:nvPicPr>
+                    <pic:cNvPr id="0" name="image17.png"/>
+                    <pic:cNvPicPr preferRelativeResize="0"/>
+                  </pic:nvPicPr>
+                  <pic:blipFill>
+                    <a:blip r:embed="rId8"/>
+                    <a:srcRect b="0" l="0" r="0" t="0"/>
+                    <a:stretch>
+                      <a:fillRect/>
+                    </a:stretch>
+                  </pic:blipFill>
+                  <pic:spPr>
+                    <a:xfrm>
+                      <a:off x="0" y="0"/>
+                      <a:ext cx="5943600" cy="3340100"/>
+                    </a:xfrm>
+                    <a:prstGeom prst="rect"/>
+                    <a:ln/>
+                  </pic:spPr>
+                </pic:pic>
+              </a:graphicData>
+            </a:graphic>
+          </wp:inline>
+        </w:drawing>
+      </w:r>
+      <w:r>
+        <w:rPr>
+          <w:b w:val="1"/>
+          <w:bCs w:val="1"/>
+          <w:sz w:val="30"/>
+          <w:szCs w:val="30"/>
+          <w:rtl w:val="0"/>
+        </w:rPr>
+        <w:br w:type="textWrapping"/>
+      </w:r>
+      <w:r>
+        <w:rPr>
+          <w:b w:val="1"/>
+          <w:bCs w:val="1"/>
+          <w:sz w:val="30"/>
+          <w:szCs w:val="30"/>
+        </w:rPr>
+        <w:drawing>
+          <wp:inline distB="114300" distT="114300" distL="114300" distR="114300">
+            <wp:extent cx="5943600" cy="4445000"/>
+            <wp:effectExtent b="0" l="0" r="0" t="0"/>
+            <wp:docPr id="24" name="image39.png"/>
+            <a:graphic>
+              <a:graphicData uri="http://schemas.openxmlformats.org/drawingml/2006/picture">
+                <pic:pic>
+                  <pic:nvPicPr>
+                    <pic:cNvPr id="0" name="image39.png"/>
+                    <pic:cNvPicPr preferRelativeResize="0"/>
+                  </pic:nvPicPr>
+                  <pic:blipFill>
+                    <a:blip r:embed="rId9"/>
+                    <a:srcRect b="0" l="0" r="0" t="0"/>
+                    <a:stretch>
+                      <a:fillRect/>
+                    </a:stretch>
+                  </pic:blipFill>
+                  <pic:spPr>
+                    <a:xfrm>
+                      <a:off x="0" y="0"/>
+                      <a:ext cx="5943600" cy="4445000"/>
+                    </a:xfrm>
+                    <a:prstGeom prst="rect"/>
+                    <a:ln/>
+                  </pic:spPr>
+                </pic:pic>
+              </a:graphicData>
+            </a:graphic>
+          </wp:inline>
+        </w:drawing>
+      </w:r>
+      <w:r>
+        <w:rPr>
+          <w:b w:val="1"/>
+          <w:bCs w:val="1"/>
+          <w:sz w:val="30"/>
+          <w:szCs w:val="30"/>
+          <w:rtl w:val="0"/>
+        </w:rPr>
+        <w:br w:type="textWrapping"/>
         <w:br w:type="textWrapping"/>
       </w:r>
       <w:r>
@@ -650,7 +316,7 @@
           <w:szCs w:val="26"/>
           <w:rtl w:val="0"/>
         </w:rPr>
-        <w:t xml:space="preserve">Start Docker Compose:</w:t>
+        <w:t xml:space="preserve">Run MongoDB Container</w:t>
       </w:r>
     </w:p>
     <w:p>
@@ -658,6 +324,396 @@
         <w:rPr>
           <w:b w:val="1"/>
           <w:bCs w:val="1"/>
+          <w:sz w:val="30"/>
+          <w:szCs w:val="30"/>
+        </w:rPr>
+      </w:pPr>
+      <w:r>
+        <w:rPr>
+          <w:b w:val="1"/>
+          <w:bCs w:val="1"/>
+          <w:sz w:val="30"/>
+          <w:szCs w:val="30"/>
+          <w:rtl w:val="0"/>
+        </w:rPr>
+        <w:br w:type="textWrapping"/>
+      </w:r>
+      <w:r>
+        <w:rPr>
+          <w:b w:val="1"/>
+          <w:bCs w:val="1"/>
+          <w:sz w:val="30"/>
+          <w:szCs w:val="30"/>
+        </w:rPr>
+        <w:drawing>
+          <wp:inline distB="114300" distT="114300" distL="114300" distR="114300">
+            <wp:extent cx="5943600" cy="4991100"/>
+            <wp:effectExtent b="0" l="0" r="0" t="0"/>
+            <wp:docPr id="23" name="image10.png"/>
+            <a:graphic>
+              <a:graphicData uri="http://schemas.openxmlformats.org/drawingml/2006/picture">
+                <pic:pic>
+                  <pic:nvPicPr>
+                    <pic:cNvPr id="0" name="image10.png"/>
+                    <pic:cNvPicPr preferRelativeResize="0"/>
+                  </pic:nvPicPr>
+                  <pic:blipFill>
+                    <a:blip r:embed="rId10"/>
+                    <a:srcRect b="0" l="0" r="0" t="0"/>
+                    <a:stretch>
+                      <a:fillRect/>
+                    </a:stretch>
+                  </pic:blipFill>
+                  <pic:spPr>
+                    <a:xfrm>
+                      <a:off x="0" y="0"/>
+                      <a:ext cx="5943600" cy="4991100"/>
+                    </a:xfrm>
+                    <a:prstGeom prst="rect"/>
+                    <a:ln/>
+                  </pic:spPr>
+                </pic:pic>
+              </a:graphicData>
+            </a:graphic>
+          </wp:inline>
+        </w:drawing>
+      </w:r>
+      <w:r>
+        <w:rPr>
+          <w:b w:val="1"/>
+          <w:bCs w:val="1"/>
+          <w:sz w:val="30"/>
+          <w:szCs w:val="30"/>
+          <w:rtl w:val="0"/>
+        </w:rPr>
+        <w:br w:type="textWrapping"/>
+        <w:t xml:space="preserve">Run Backend Container</w:t>
+        <w:br w:type="textWrapping"/>
+      </w:r>
+      <w:r>
+        <w:rPr>
+          <w:b w:val="1"/>
+          <w:bCs w:val="1"/>
+          <w:sz w:val="30"/>
+          <w:szCs w:val="30"/>
+        </w:rPr>
+        <w:drawing>
+          <wp:inline distB="114300" distT="114300" distL="114300" distR="114300">
+            <wp:extent cx="4914900" cy="1076325"/>
+            <wp:effectExtent b="0" l="0" r="0" t="0"/>
+            <wp:docPr id="27" name="image19.png"/>
+            <a:graphic>
+              <a:graphicData uri="http://schemas.openxmlformats.org/drawingml/2006/picture">
+                <pic:pic>
+                  <pic:nvPicPr>
+                    <pic:cNvPr id="0" name="image19.png"/>
+                    <pic:cNvPicPr preferRelativeResize="0"/>
+                  </pic:nvPicPr>
+                  <pic:blipFill>
+                    <a:blip r:embed="rId11"/>
+                    <a:srcRect b="0" l="0" r="0" t="0"/>
+                    <a:stretch>
+                      <a:fillRect/>
+                    </a:stretch>
+                  </pic:blipFill>
+                  <pic:spPr>
+                    <a:xfrm>
+                      <a:off x="0" y="0"/>
+                      <a:ext cx="4914900" cy="1076325"/>
+                    </a:xfrm>
+                    <a:prstGeom prst="rect"/>
+                    <a:ln/>
+                  </pic:spPr>
+                </pic:pic>
+              </a:graphicData>
+            </a:graphic>
+          </wp:inline>
+        </w:drawing>
+      </w:r>
+      <w:r>
+        <w:rPr>
+          <w:b w:val="1"/>
+          <w:bCs w:val="1"/>
+          <w:sz w:val="30"/>
+          <w:szCs w:val="30"/>
+          <w:rtl w:val="0"/>
+        </w:rPr>
+        <w:br w:type="textWrapping"/>
+        <w:t xml:space="preserve">Run Frontend Container</w:t>
+        <w:br w:type="textWrapping"/>
+      </w:r>
+      <w:r>
+        <w:rPr>
+          <w:b w:val="1"/>
+          <w:bCs w:val="1"/>
+          <w:sz w:val="30"/>
+          <w:szCs w:val="30"/>
+        </w:rPr>
+        <w:drawing>
+          <wp:inline distB="114300" distT="114300" distL="114300" distR="114300">
+            <wp:extent cx="4667250" cy="895350"/>
+            <wp:effectExtent b="0" l="0" r="0" t="0"/>
+            <wp:docPr id="26" name="image25.png"/>
+            <a:graphic>
+              <a:graphicData uri="http://schemas.openxmlformats.org/drawingml/2006/picture">
+                <pic:pic>
+                  <pic:nvPicPr>
+                    <pic:cNvPr id="0" name="image25.png"/>
+                    <pic:cNvPicPr preferRelativeResize="0"/>
+                  </pic:nvPicPr>
+                  <pic:blipFill>
+                    <a:blip r:embed="rId12"/>
+                    <a:srcRect b="0" l="0" r="0" t="0"/>
+                    <a:stretch>
+                      <a:fillRect/>
+                    </a:stretch>
+                  </pic:blipFill>
+                  <pic:spPr>
+                    <a:xfrm>
+                      <a:off x="0" y="0"/>
+                      <a:ext cx="4667250" cy="895350"/>
+                    </a:xfrm>
+                    <a:prstGeom prst="rect"/>
+                    <a:ln/>
+                  </pic:spPr>
+                </pic:pic>
+              </a:graphicData>
+            </a:graphic>
+          </wp:inline>
+        </w:drawing>
+      </w:r>
+      <w:r>
+        <w:rPr>
+          <w:b w:val="1"/>
+          <w:bCs w:val="1"/>
+          <w:sz w:val="30"/>
+          <w:szCs w:val="30"/>
+          <w:rtl w:val="0"/>
+        </w:rPr>
+        <w:br w:type="textWrapping"/>
+        <w:t xml:space="preserve">docker ps</w:t>
+        <w:br w:type="textWrapping"/>
+      </w:r>
+      <w:r>
+        <w:rPr>
+          <w:b w:val="1"/>
+          <w:bCs w:val="1"/>
+          <w:sz w:val="30"/>
+          <w:szCs w:val="30"/>
+        </w:rPr>
+        <w:drawing>
+          <wp:inline distB="114300" distT="114300" distL="114300" distR="114300">
+            <wp:extent cx="5943600" cy="457200"/>
+            <wp:effectExtent b="0" l="0" r="0" t="0"/>
+            <wp:docPr id="30" name="image42.png"/>
+            <a:graphic>
+              <a:graphicData uri="http://schemas.openxmlformats.org/drawingml/2006/picture">
+                <pic:pic>
+                  <pic:nvPicPr>
+                    <pic:cNvPr id="0" name="image42.png"/>
+                    <pic:cNvPicPr preferRelativeResize="0"/>
+                  </pic:nvPicPr>
+                  <pic:blipFill>
+                    <a:blip r:embed="rId13"/>
+                    <a:srcRect b="0" l="0" r="0" t="0"/>
+                    <a:stretch>
+                      <a:fillRect/>
+                    </a:stretch>
+                  </pic:blipFill>
+                  <pic:spPr>
+                    <a:xfrm>
+                      <a:off x="0" y="0"/>
+                      <a:ext cx="5943600" cy="457200"/>
+                    </a:xfrm>
+                    <a:prstGeom prst="rect"/>
+                    <a:ln/>
+                  </pic:spPr>
+                </pic:pic>
+              </a:graphicData>
+            </a:graphic>
+          </wp:inline>
+        </w:drawing>
+      </w:r>
+      <w:r>
+        <w:rPr>
+          <w:b w:val="1"/>
+          <w:bCs w:val="1"/>
+          <w:sz w:val="30"/>
+          <w:szCs w:val="30"/>
+          <w:rtl w:val="0"/>
+        </w:rPr>
+        <w:br w:type="textWrapping"/>
+        <w:t xml:space="preserve">Game SS:</w:t>
+        <w:br w:type="textWrapping"/>
+        <w:br w:type="textWrapping"/>
+      </w:r>
+      <w:r>
+        <w:rPr>
+          <w:b w:val="1"/>
+          <w:bCs w:val="1"/>
+          <w:sz w:val="30"/>
+          <w:szCs w:val="30"/>
+        </w:rPr>
+        <w:drawing>
+          <wp:inline distB="114300" distT="114300" distL="114300" distR="114300">
+            <wp:extent cx="5943600" cy="3149600"/>
+            <wp:effectExtent b="0" l="0" r="0" t="0"/>
+            <wp:docPr id="28" name="image32.png"/>
+            <a:graphic>
+              <a:graphicData uri="http://schemas.openxmlformats.org/drawingml/2006/picture">
+                <pic:pic>
+                  <pic:nvPicPr>
+                    <pic:cNvPr id="0" name="image32.png"/>
+                    <pic:cNvPicPr preferRelativeResize="0"/>
+                  </pic:nvPicPr>
+                  <pic:blipFill>
+                    <a:blip r:embed="rId14"/>
+                    <a:srcRect b="0" l="0" r="0" t="0"/>
+                    <a:stretch>
+                      <a:fillRect/>
+                    </a:stretch>
+                  </pic:blipFill>
+                  <pic:spPr>
+                    <a:xfrm>
+                      <a:off x="0" y="0"/>
+                      <a:ext cx="5943600" cy="3149600"/>
+                    </a:xfrm>
+                    <a:prstGeom prst="rect"/>
+                    <a:ln/>
+                  </pic:spPr>
+                </pic:pic>
+              </a:graphicData>
+            </a:graphic>
+          </wp:inline>
+        </w:drawing>
+      </w:r>
+      <w:r>
+        <w:rPr>
+          <w:rtl w:val="0"/>
+        </w:rPr>
+      </w:r>
+    </w:p>
+    <w:p>
+      <w:pPr>
+        <w:rPr>
+          <w:b w:val="1"/>
+          <w:bCs w:val="1"/>
+          <w:sz w:val="30"/>
+          <w:szCs w:val="30"/>
+          <w:highlight w:val="yellow"/>
+        </w:rPr>
+      </w:pPr>
+      <w:r>
+        <w:rPr>
+          <w:b w:val="1"/>
+          <w:bCs w:val="1"/>
+          <w:sz w:val="30"/>
+          <w:szCs w:val="30"/>
+          <w:rtl w:val="0"/>
+        </w:rPr>
+        <w:br w:type="textWrapping"/>
+      </w:r>
+      <w:r>
+        <w:rPr>
+          <w:b w:val="1"/>
+          <w:bCs w:val="1"/>
+          <w:sz w:val="30"/>
+          <w:szCs w:val="30"/>
+          <w:highlight w:val="yellow"/>
+          <w:rtl w:val="0"/>
+        </w:rPr>
+        <w:t xml:space="preserve">Task 2:</w:t>
+        <w:br w:type="textWrapping"/>
+        <w:t xml:space="preserve">Multi-Container Setup using Docker Compose</w:t>
+        <w:br w:type="textWrapping"/>
+        <w:t xml:space="preserve">Pre-pull MongoDB</w:t>
+      </w:r>
+    </w:p>
+    <w:p>
+      <w:pPr>
+        <w:rPr>
+          <w:b w:val="1"/>
+          <w:bCs w:val="1"/>
+          <w:sz w:val="26"/>
+          <w:szCs w:val="26"/>
+        </w:rPr>
+      </w:pPr>
+      <w:r>
+        <w:rPr>
+          <w:b w:val="1"/>
+          <w:bCs w:val="1"/>
+          <w:sz w:val="30"/>
+          <w:szCs w:val="30"/>
+          <w:rtl w:val="0"/>
+        </w:rPr>
+        <w:br w:type="textWrapping"/>
+      </w:r>
+      <w:r>
+        <w:rPr>
+          <w:b w:val="1"/>
+          <w:bCs w:val="1"/>
+          <w:sz w:val="30"/>
+          <w:szCs w:val="30"/>
+        </w:rPr>
+        <w:drawing>
+          <wp:inline distB="114300" distT="114300" distL="114300" distR="114300">
+            <wp:extent cx="5943600" cy="4559300"/>
+            <wp:effectExtent b="0" l="0" r="0" t="0"/>
+            <wp:docPr id="33" name="image29.png"/>
+            <a:graphic>
+              <a:graphicData uri="http://schemas.openxmlformats.org/drawingml/2006/picture">
+                <pic:pic>
+                  <pic:nvPicPr>
+                    <pic:cNvPr id="0" name="image29.png"/>
+                    <pic:cNvPicPr preferRelativeResize="0"/>
+                  </pic:nvPicPr>
+                  <pic:blipFill>
+                    <a:blip r:embed="rId15"/>
+                    <a:srcRect b="0" l="0" r="0" t="0"/>
+                    <a:stretch>
+                      <a:fillRect/>
+                    </a:stretch>
+                  </pic:blipFill>
+                  <pic:spPr>
+                    <a:xfrm>
+                      <a:off x="0" y="0"/>
+                      <a:ext cx="5943600" cy="4559300"/>
+                    </a:xfrm>
+                    <a:prstGeom prst="rect"/>
+                    <a:ln/>
+                  </pic:spPr>
+                </pic:pic>
+              </a:graphicData>
+            </a:graphic>
+          </wp:inline>
+        </w:drawing>
+      </w:r>
+      <w:r>
+        <w:rPr>
+          <w:b w:val="1"/>
+          <w:bCs w:val="1"/>
+          <w:sz w:val="30"/>
+          <w:szCs w:val="30"/>
+          <w:rtl w:val="0"/>
+        </w:rPr>
+        <w:br w:type="textWrapping"/>
+      </w:r>
+      <w:r>
+        <w:rPr>
+          <w:b w:val="1"/>
+          <w:bCs w:val="1"/>
+          <w:sz w:val="26"/>
+          <w:szCs w:val="26"/>
+          <w:rtl w:val="0"/>
+        </w:rPr>
+        <w:t xml:space="preserve">Start Docker Compose:</w:t>
+      </w:r>
+    </w:p>
+    <w:p>
+      <w:pPr>
+        <w:rPr>
+          <w:b w:val="1"/>
+          <w:bCs w:val="1"/>
           <w:sz w:val="38"/>
           <w:szCs w:val="38"/>
           <w:u w:val="single"/>
@@ -684,12 +740,12 @@
           <wp:inline distB="114300" distT="114300" distL="114300" distR="114300">
             <wp:extent cx="5943600" cy="3340100"/>
             <wp:effectExtent b="0" l="0" r="0" t="0"/>
-            <wp:docPr id="31" name="image32.png"/>
-            <a:graphic>
-              <a:graphicData uri="http://schemas.openxmlformats.org/drawingml/2006/picture">
-                <pic:pic>
-                  <pic:nvPicPr>
-                    <pic:cNvPr id="0" name="image32.png"/>
+            <wp:docPr id="31" name="image27.png"/>
+            <a:graphic>
+              <a:graphicData uri="http://schemas.openxmlformats.org/drawingml/2006/picture">
+                <pic:pic>
+                  <pic:nvPicPr>
+                    <pic:cNvPr id="0" name="image27.png"/>
                     <pic:cNvPicPr preferRelativeResize="0"/>
                   </pic:nvPicPr>
                   <pic:blipFill>
@@ -734,12 +790,12 @@
           <wp:inline distB="114300" distT="114300" distL="114300" distR="114300">
             <wp:extent cx="5943600" cy="3340100"/>
             <wp:effectExtent b="0" l="0" r="0" t="0"/>
-            <wp:docPr id="32" name="image27.png"/>
-            <a:graphic>
-              <a:graphicData uri="http://schemas.openxmlformats.org/drawingml/2006/picture">
-                <pic:pic>
-                  <pic:nvPicPr>
-                    <pic:cNvPr id="0" name="image27.png"/>
+            <wp:docPr id="32" name="image40.png"/>
+            <a:graphic>
+              <a:graphicData uri="http://schemas.openxmlformats.org/drawingml/2006/picture">
+                <pic:pic>
+                  <pic:nvPicPr>
+                    <pic:cNvPr id="0" name="image40.png"/>
                     <pic:cNvPicPr preferRelativeResize="0"/>
                   </pic:nvPicPr>
                   <pic:blipFill>
@@ -786,7 +842,109 @@
           <wp:inline distB="114300" distT="114300" distL="114300" distR="114300">
             <wp:extent cx="5943600" cy="698500"/>
             <wp:effectExtent b="0" l="0" r="0" t="0"/>
-            <wp:docPr id="34" name="image37.png"/>
+            <wp:docPr id="34" name="image45.png"/>
+            <a:graphic>
+              <a:graphicData uri="http://schemas.openxmlformats.org/drawingml/2006/picture">
+                <pic:pic>
+                  <pic:nvPicPr>
+                    <pic:cNvPr id="0" name="image45.png"/>
+                    <pic:cNvPicPr preferRelativeResize="0"/>
+                  </pic:nvPicPr>
+                  <pic:blipFill>
+                    <a:blip r:embed="rId18"/>
+                    <a:srcRect b="0" l="0" r="0" t="0"/>
+                    <a:stretch>
+                      <a:fillRect/>
+                    </a:stretch>
+                  </pic:blipFill>
+                  <pic:spPr>
+                    <a:xfrm>
+                      <a:off x="0" y="0"/>
+                      <a:ext cx="5943600" cy="698500"/>
+                    </a:xfrm>
+                    <a:prstGeom prst="rect"/>
+                    <a:ln/>
+                  </pic:spPr>
+                </pic:pic>
+              </a:graphicData>
+            </a:graphic>
+          </wp:inline>
+        </w:drawing>
+      </w:r>
+      <w:r>
+        <w:rPr>
+          <w:b w:val="1"/>
+          <w:bCs w:val="1"/>
+          <w:sz w:val="30"/>
+          <w:szCs w:val="30"/>
+          <w:rtl w:val="0"/>
+        </w:rPr>
+        <w:br w:type="textWrapping"/>
+      </w:r>
+      <w:r>
+        <w:rPr>
+          <w:b w:val="1"/>
+          <w:bCs w:val="1"/>
+          <w:sz w:val="30"/>
+          <w:szCs w:val="30"/>
+        </w:rPr>
+        <w:drawing>
+          <wp:inline distB="114300" distT="114300" distL="114300" distR="114300">
+            <wp:extent cx="5943600" cy="1638300"/>
+            <wp:effectExtent b="0" l="0" r="0" t="0"/>
+            <wp:docPr id="37" name="image30.png"/>
+            <a:graphic>
+              <a:graphicData uri="http://schemas.openxmlformats.org/drawingml/2006/picture">
+                <pic:pic>
+                  <pic:nvPicPr>
+                    <pic:cNvPr id="0" name="image30.png"/>
+                    <pic:cNvPicPr preferRelativeResize="0"/>
+                  </pic:nvPicPr>
+                  <pic:blipFill>
+                    <a:blip r:embed="rId19"/>
+                    <a:srcRect b="0" l="0" r="0" t="0"/>
+                    <a:stretch>
+                      <a:fillRect/>
+                    </a:stretch>
+                  </pic:blipFill>
+                  <pic:spPr>
+                    <a:xfrm>
+                      <a:off x="0" y="0"/>
+                      <a:ext cx="5943600" cy="1638300"/>
+                    </a:xfrm>
+                    <a:prstGeom prst="rect"/>
+                    <a:ln/>
+                  </pic:spPr>
+                </pic:pic>
+              </a:graphicData>
+            </a:graphic>
+          </wp:inline>
+        </w:drawing>
+      </w:r>
+      <w:r>
+        <w:rPr>
+          <w:b w:val="1"/>
+          <w:bCs w:val="1"/>
+          <w:sz w:val="30"/>
+          <w:szCs w:val="30"/>
+          <w:rtl w:val="0"/>
+        </w:rPr>
+        <w:br w:type="textWrapping"/>
+        <w:t xml:space="preserve">Frontend SS</w:t>
+        <w:br w:type="textWrapping"/>
+      </w:r>
+      <w:r>
+        <w:rPr>
+          <w:b w:val="1"/>
+          <w:bCs w:val="1"/>
+          <w:sz w:val="30"/>
+          <w:szCs w:val="30"/>
+        </w:rPr>
+        <w:drawing>
+          <wp:inline distB="114300" distT="114300" distL="114300" distR="114300">
+            <wp:extent cx="5943600" cy="3225800"/>
+            <wp:effectExtent b="0" l="0" r="0" t="0"/>
+            <wp:docPr id="38" name="image37.png"/>
             <a:graphic>
               <a:graphicData uri="http://schemas.openxmlformats.org/drawingml/2006/picture">
                 <pic:pic>
@@ -795,108 +953,6 @@
                     <pic:cNvPicPr preferRelativeResize="0"/>
                   </pic:nvPicPr>
                   <pic:blipFill>
-                    <a:blip r:embed="rId18"/>
-                    <a:srcRect b="0" l="0" r="0" t="0"/>
-                    <a:stretch>
-                      <a:fillRect/>
-                    </a:stretch>
-                  </pic:blipFill>
-                  <pic:spPr>
-                    <a:xfrm>
-                      <a:off x="0" y="0"/>
-                      <a:ext cx="5943600" cy="698500"/>
-                    </a:xfrm>
-                    <a:prstGeom prst="rect"/>
-                    <a:ln/>
-                  </pic:spPr>
-                </pic:pic>
-              </a:graphicData>
-            </a:graphic>
-          </wp:inline>
-        </w:drawing>
-      </w:r>
-      <w:r>
-        <w:rPr>
-          <w:b w:val="1"/>
-          <w:bCs w:val="1"/>
-          <w:sz w:val="30"/>
-          <w:szCs w:val="30"/>
-          <w:rtl w:val="0"/>
-        </w:rPr>
-        <w:br w:type="textWrapping"/>
-      </w:r>
-      <w:r>
-        <w:rPr>
-          <w:b w:val="1"/>
-          <w:bCs w:val="1"/>
-          <w:sz w:val="30"/>
-          <w:szCs w:val="30"/>
-        </w:rPr>
-        <w:drawing>
-          <wp:inline distB="114300" distT="114300" distL="114300" distR="114300">
-            <wp:extent cx="5943600" cy="1638300"/>
-            <wp:effectExtent b="0" l="0" r="0" t="0"/>
-            <wp:docPr id="37" name="image30.png"/>
-            <a:graphic>
-              <a:graphicData uri="http://schemas.openxmlformats.org/drawingml/2006/picture">
-                <pic:pic>
-                  <pic:nvPicPr>
-                    <pic:cNvPr id="0" name="image30.png"/>
-                    <pic:cNvPicPr preferRelativeResize="0"/>
-                  </pic:nvPicPr>
-                  <pic:blipFill>
-                    <a:blip r:embed="rId19"/>
-                    <a:srcRect b="0" l="0" r="0" t="0"/>
-                    <a:stretch>
-                      <a:fillRect/>
-                    </a:stretch>
-                  </pic:blipFill>
-                  <pic:spPr>
-                    <a:xfrm>
-                      <a:off x="0" y="0"/>
-                      <a:ext cx="5943600" cy="1638300"/>
-                    </a:xfrm>
-                    <a:prstGeom prst="rect"/>
-                    <a:ln/>
-                  </pic:spPr>
-                </pic:pic>
-              </a:graphicData>
-            </a:graphic>
-          </wp:inline>
-        </w:drawing>
-      </w:r>
-      <w:r>
-        <w:rPr>
-          <w:b w:val="1"/>
-          <w:bCs w:val="1"/>
-          <w:sz w:val="30"/>
-          <w:szCs w:val="30"/>
-          <w:rtl w:val="0"/>
-        </w:rPr>
-        <w:br w:type="textWrapping"/>
-        <w:t xml:space="preserve">Frontend SS</w:t>
-        <w:br w:type="textWrapping"/>
-      </w:r>
-      <w:r>
-        <w:rPr>
-          <w:b w:val="1"/>
-          <w:bCs w:val="1"/>
-          <w:sz w:val="30"/>
-          <w:szCs w:val="30"/>
-        </w:rPr>
-        <w:drawing>
-          <wp:inline distB="114300" distT="114300" distL="114300" distR="114300">
-            <wp:extent cx="5943600" cy="3225800"/>
-            <wp:effectExtent b="0" l="0" r="0" t="0"/>
-            <wp:docPr id="38" name="image28.png"/>
-            <a:graphic>
-              <a:graphicData uri="http://schemas.openxmlformats.org/drawingml/2006/picture">
-                <pic:pic>
-                  <pic:nvPicPr>
-                    <pic:cNvPr id="0" name="image28.png"/>
-                    <pic:cNvPicPr preferRelativeResize="0"/>
-                  </pic:nvPicPr>
-                  <pic:blipFill>
                     <a:blip r:embed="rId20"/>
                     <a:srcRect b="0" l="0" r="0" t="0"/>
                     <a:stretch>
@@ -938,12 +994,12 @@
           <wp:inline distB="114300" distT="114300" distL="114300" distR="114300">
             <wp:extent cx="5943600" cy="3340100"/>
             <wp:effectExtent b="0" l="0" r="0" t="0"/>
-            <wp:docPr id="40" name="image42.png"/>
-            <a:graphic>
-              <a:graphicData uri="http://schemas.openxmlformats.org/drawingml/2006/picture">
-                <pic:pic>
-                  <pic:nvPicPr>
-                    <pic:cNvPr id="0" name="image42.png"/>
+            <wp:docPr id="40" name="image43.png"/>
+            <a:graphic>
+              <a:graphicData uri="http://schemas.openxmlformats.org/drawingml/2006/picture">
+                <pic:pic>
+                  <pic:nvPicPr>
+                    <pic:cNvPr id="0" name="image43.png"/>
                     <pic:cNvPicPr preferRelativeResize="0"/>
                   </pic:nvPicPr>
                   <pic:blipFill>
@@ -977,6 +1033,18 @@
         </w:rPr>
         <w:br w:type="textWrapping"/>
         <w:br w:type="textWrapping"/>
+      </w:r>
+      <w:r>
+        <w:rPr>
+          <w:b w:val="1"/>
+          <w:bCs w:val="1"/>
+          <w:sz w:val="30"/>
+          <w:szCs w:val="30"/>
+          <w:highlight w:val="yellow"/>
+          <w:u w:val="single"/>
+          <w:rtl w:val="0"/>
+        </w:rPr>
+        <w:t xml:space="preserve">TASK 3: Kubernetes Deployment</w:t>
       </w:r>
       <w:r>
         <w:rPr>
@@ -987,7 +1055,6 @@
           <w:u w:val="single"/>
           <w:rtl w:val="0"/>
         </w:rPr>
-        <w:t xml:space="preserve">TASK 3: Kubernetes Deployment</w:t>
         <w:br w:type="textWrapping"/>
       </w:r>
       <w:r>
@@ -1024,12 +1091,12 @@
           <wp:inline distB="114300" distT="114300" distL="114300" distR="114300">
             <wp:extent cx="5943600" cy="1790700"/>
             <wp:effectExtent b="0" l="0" r="0" t="0"/>
-            <wp:docPr id="41" name="image40.png"/>
-            <a:graphic>
-              <a:graphicData uri="http://schemas.openxmlformats.org/drawingml/2006/picture">
-                <pic:pic>
-                  <pic:nvPicPr>
-                    <pic:cNvPr id="0" name="image40.png"/>
+            <wp:docPr id="41" name="image33.png"/>
+            <a:graphic>
+              <a:graphicData uri="http://schemas.openxmlformats.org/drawingml/2006/picture">
+                <pic:pic>
+                  <pic:nvPicPr>
+                    <pic:cNvPr id="0" name="image33.png"/>
                     <pic:cNvPicPr preferRelativeResize="0"/>
                   </pic:nvPicPr>
                   <pic:blipFill>
@@ -1086,12 +1153,12 @@
           <wp:inline distB="114300" distT="114300" distL="114300" distR="114300">
             <wp:extent cx="5943600" cy="1790700"/>
             <wp:effectExtent b="0" l="0" r="0" t="0"/>
-            <wp:docPr id="42" name="image34.png"/>
-            <a:graphic>
-              <a:graphicData uri="http://schemas.openxmlformats.org/drawingml/2006/picture">
-                <pic:pic>
-                  <pic:nvPicPr>
-                    <pic:cNvPr id="0" name="image34.png"/>
+            <wp:docPr id="42" name="image41.png"/>
+            <a:graphic>
+              <a:graphicData uri="http://schemas.openxmlformats.org/drawingml/2006/picture">
+                <pic:pic>
+                  <pic:nvPicPr>
+                    <pic:cNvPr id="0" name="image41.png"/>
                     <pic:cNvPicPr preferRelativeResize="0"/>
                   </pic:nvPicPr>
                   <pic:blipFill>
@@ -1216,12 +1283,12 @@
           <wp:inline distB="114300" distT="114300" distL="114300" distR="114300">
             <wp:extent cx="5943600" cy="4838700"/>
             <wp:effectExtent b="0" l="0" r="0" t="0"/>
-            <wp:docPr id="44" name="image41.png"/>
-            <a:graphic>
-              <a:graphicData uri="http://schemas.openxmlformats.org/drawingml/2006/picture">
-                <pic:pic>
-                  <pic:nvPicPr>
-                    <pic:cNvPr id="0" name="image41.png"/>
+            <wp:docPr id="44" name="image35.png"/>
+            <a:graphic>
+              <a:graphicData uri="http://schemas.openxmlformats.org/drawingml/2006/picture">
+                <pic:pic>
+                  <pic:nvPicPr>
+                    <pic:cNvPr id="0" name="image35.png"/>
                     <pic:cNvPicPr preferRelativeResize="0"/>
                   </pic:nvPicPr>
                   <pic:blipFill>
@@ -1266,12 +1333,12 @@
           <wp:inline distB="114300" distT="114300" distL="114300" distR="114300">
             <wp:extent cx="5943600" cy="4546600"/>
             <wp:effectExtent b="0" l="0" r="0" t="0"/>
-            <wp:docPr id="11" name="image15.png"/>
-            <a:graphic>
-              <a:graphicData uri="http://schemas.openxmlformats.org/drawingml/2006/picture">
-                <pic:pic>
-                  <pic:nvPicPr>
-                    <pic:cNvPr id="0" name="image15.png"/>
+            <wp:docPr id="11" name="image18.png"/>
+            <a:graphic>
+              <a:graphicData uri="http://schemas.openxmlformats.org/drawingml/2006/picture">
+                <pic:pic>
+                  <pic:nvPicPr>
+                    <pic:cNvPr id="0" name="image18.png"/>
                     <pic:cNvPicPr preferRelativeResize="0"/>
                   </pic:nvPicPr>
                   <pic:blipFill>
@@ -1337,12 +1404,12 @@
           <wp:inline distB="114300" distT="114300" distL="114300" distR="114300">
             <wp:extent cx="5943600" cy="1600200"/>
             <wp:effectExtent b="0" l="0" r="0" t="0"/>
-            <wp:docPr id="13" name="image29.png"/>
-            <a:graphic>
-              <a:graphicData uri="http://schemas.openxmlformats.org/drawingml/2006/picture">
-                <pic:pic>
-                  <pic:nvPicPr>
-                    <pic:cNvPr id="0" name="image29.png"/>
+            <wp:docPr id="13" name="image11.png"/>
+            <a:graphic>
+              <a:graphicData uri="http://schemas.openxmlformats.org/drawingml/2006/picture">
+                <pic:pic>
+                  <pic:nvPicPr>
+                    <pic:cNvPr id="0" name="image11.png"/>
                     <pic:cNvPicPr preferRelativeResize="0"/>
                   </pic:nvPicPr>
                   <pic:blipFill>
@@ -1398,12 +1465,12 @@
           <wp:inline distB="114300" distT="114300" distL="114300" distR="114300">
             <wp:extent cx="4867275" cy="1419225"/>
             <wp:effectExtent b="0" l="0" r="0" t="0"/>
-            <wp:docPr id="16" name="image10.png"/>
-            <a:graphic>
-              <a:graphicData uri="http://schemas.openxmlformats.org/drawingml/2006/picture">
-                <pic:pic>
-                  <pic:nvPicPr>
-                    <pic:cNvPr id="0" name="image10.png"/>
+            <wp:docPr id="16" name="image31.png"/>
+            <a:graphic>
+              <a:graphicData uri="http://schemas.openxmlformats.org/drawingml/2006/picture">
+                <pic:pic>
+                  <pic:nvPicPr>
+                    <pic:cNvPr id="0" name="image31.png"/>
                     <pic:cNvPicPr preferRelativeResize="0"/>
                   </pic:nvPicPr>
                   <pic:blipFill>
@@ -1469,8 +1536,8 @@
           <w:rFonts w:ascii="Courier New" w:cs="Courier New" w:eastAsia="Courier New" w:hAnsi="Courier New"/>
           <w:b w:val="1"/>
           <w:bCs w:val="1"/>
-          <w:sz w:val="29"/>
-          <w:szCs w:val="29"/>
+          <w:sz w:val="31"/>
+          <w:szCs w:val="31"/>
         </w:rPr>
       </w:pPr>
       <w:r>
@@ -1484,12 +1551,12 @@
           <wp:inline distB="114300" distT="114300" distL="114300" distR="114300">
             <wp:extent cx="4962525" cy="1562100"/>
             <wp:effectExtent b="0" l="0" r="0" t="0"/>
-            <wp:docPr id="35" name="image36.png"/>
-            <a:graphic>
-              <a:graphicData uri="http://schemas.openxmlformats.org/drawingml/2006/picture">
-                <pic:pic>
-                  <pic:nvPicPr>
-                    <pic:cNvPr id="0" name="image36.png"/>
+            <wp:docPr id="35" name="image28.png"/>
+            <a:graphic>
+              <a:graphicData uri="http://schemas.openxmlformats.org/drawingml/2006/picture">
+                <pic:pic>
+                  <pic:nvPicPr>
+                    <pic:cNvPr id="0" name="image28.png"/>
                     <pic:cNvPicPr preferRelativeResize="0"/>
                   </pic:nvPicPr>
                   <pic:blipFill>
@@ -1536,12 +1603,12 @@
           <wp:inline distB="114300" distT="114300" distL="114300" distR="114300">
             <wp:extent cx="4610100" cy="1590675"/>
             <wp:effectExtent b="0" l="0" r="0" t="0"/>
-            <wp:docPr id="20" name="image22.png"/>
-            <a:graphic>
-              <a:graphicData uri="http://schemas.openxmlformats.org/drawingml/2006/picture">
-                <pic:pic>
-                  <pic:nvPicPr>
-                    <pic:cNvPr id="0" name="image22.png"/>
+            <wp:docPr id="20" name="image7.png"/>
+            <a:graphic>
+              <a:graphicData uri="http://schemas.openxmlformats.org/drawingml/2006/picture">
+                <pic:pic>
+                  <pic:nvPicPr>
+                    <pic:cNvPr id="0" name="image7.png"/>
                     <pic:cNvPicPr preferRelativeResize="0"/>
                   </pic:nvPicPr>
                   <pic:blipFill>
@@ -1589,12 +1656,12 @@
           <wp:inline distB="114300" distT="114300" distL="114300" distR="114300">
             <wp:extent cx="5191125" cy="1847850"/>
             <wp:effectExtent b="0" l="0" r="0" t="0"/>
-            <wp:docPr id="1" name="image6.png"/>
-            <a:graphic>
-              <a:graphicData uri="http://schemas.openxmlformats.org/drawingml/2006/picture">
-                <pic:pic>
-                  <pic:nvPicPr>
-                    <pic:cNvPr id="0" name="image6.png"/>
+            <wp:docPr id="1" name="image4.png"/>
+            <a:graphic>
+              <a:graphicData uri="http://schemas.openxmlformats.org/drawingml/2006/picture">
+                <pic:pic>
+                  <pic:nvPicPr>
+                    <pic:cNvPr id="0" name="image4.png"/>
                     <pic:cNvPicPr preferRelativeResize="0"/>
                   </pic:nvPicPr>
                   <pic:blipFill>
@@ -1633,8 +1700,8 @@
           <w:rFonts w:ascii="Courier New" w:cs="Courier New" w:eastAsia="Courier New" w:hAnsi="Courier New"/>
           <w:b w:val="1"/>
           <w:bCs w:val="1"/>
-          <w:sz w:val="29"/>
-          <w:szCs w:val="29"/>
+          <w:sz w:val="31"/>
+          <w:szCs w:val="31"/>
           <w:rtl w:val="0"/>
         </w:rPr>
         <w:t xml:space="preserve">kubectl</w:t>
@@ -1644,8 +1711,8 @@
           <w:rFonts w:ascii="Courier New" w:cs="Courier New" w:eastAsia="Courier New" w:hAnsi="Courier New"/>
           <w:b w:val="1"/>
           <w:bCs w:val="1"/>
-          <w:sz w:val="29"/>
-          <w:szCs w:val="29"/>
+          <w:sz w:val="31"/>
+          <w:szCs w:val="31"/>
           <w:rtl w:val="0"/>
         </w:rPr>
         <w:t xml:space="preserve"> </w:t>
@@ -1655,8 +1722,8 @@
           <w:rFonts w:ascii="Courier New" w:cs="Courier New" w:eastAsia="Courier New" w:hAnsi="Courier New"/>
           <w:b w:val="1"/>
           <w:bCs w:val="1"/>
-          <w:sz w:val="29"/>
-          <w:szCs w:val="29"/>
+          <w:sz w:val="31"/>
+          <w:szCs w:val="31"/>
           <w:rtl w:val="0"/>
         </w:rPr>
         <w:t xml:space="preserve">get</w:t>
@@ -1666,8 +1733,8 @@
           <w:rFonts w:ascii="Courier New" w:cs="Courier New" w:eastAsia="Courier New" w:hAnsi="Courier New"/>
           <w:b w:val="1"/>
           <w:bCs w:val="1"/>
-          <w:sz w:val="29"/>
-          <w:szCs w:val="29"/>
+          <w:sz w:val="31"/>
+          <w:szCs w:val="31"/>
           <w:rtl w:val="0"/>
         </w:rPr>
         <w:t xml:space="preserve"> </w:t>
@@ -1677,8 +1744,8 @@
           <w:rFonts w:ascii="Courier New" w:cs="Courier New" w:eastAsia="Courier New" w:hAnsi="Courier New"/>
           <w:b w:val="1"/>
           <w:bCs w:val="1"/>
-          <w:sz w:val="29"/>
-          <w:szCs w:val="29"/>
+          <w:sz w:val="31"/>
+          <w:szCs w:val="31"/>
           <w:rtl w:val="0"/>
         </w:rPr>
         <w:t xml:space="preserve">deployments</w:t>
@@ -1704,12 +1771,12 @@
           <wp:inline distB="114300" distT="114300" distL="114300" distR="114300">
             <wp:extent cx="5610225" cy="1362075"/>
             <wp:effectExtent b="0" l="0" r="0" t="0"/>
-            <wp:docPr id="39" name="image43.png"/>
-            <a:graphic>
-              <a:graphicData uri="http://schemas.openxmlformats.org/drawingml/2006/picture">
-                <pic:pic>
-                  <pic:nvPicPr>
-                    <pic:cNvPr id="0" name="image43.png"/>
+            <wp:docPr id="39" name="image38.png"/>
+            <a:graphic>
+              <a:graphicData uri="http://schemas.openxmlformats.org/drawingml/2006/picture">
+                <pic:pic>
+                  <pic:nvPicPr>
+                    <pic:cNvPr id="0" name="image38.png"/>
                     <pic:cNvPicPr preferRelativeResize="0"/>
                   </pic:nvPicPr>
                   <pic:blipFill>
@@ -1794,12 +1861,12 @@
           <wp:inline distB="114300" distT="114300" distL="114300" distR="114300">
             <wp:extent cx="5943600" cy="1219200"/>
             <wp:effectExtent b="0" l="0" r="0" t="0"/>
-            <wp:docPr id="8" name="image9.png"/>
-            <a:graphic>
-              <a:graphicData uri="http://schemas.openxmlformats.org/drawingml/2006/picture">
-                <pic:pic>
-                  <pic:nvPicPr>
-                    <pic:cNvPr id="0" name="image9.png"/>
+            <wp:docPr id="8" name="image20.png"/>
+            <a:graphic>
+              <a:graphicData uri="http://schemas.openxmlformats.org/drawingml/2006/picture">
+                <pic:pic>
+                  <pic:nvPicPr>
+                    <pic:cNvPr id="0" name="image20.png"/>
                     <pic:cNvPicPr preferRelativeResize="0"/>
                   </pic:nvPicPr>
                   <pic:blipFill>
@@ -1844,12 +1911,12 @@
           <wp:inline distB="114300" distT="114300" distL="114300" distR="114300">
             <wp:extent cx="5867400" cy="4543425"/>
             <wp:effectExtent b="0" l="0" r="0" t="0"/>
-            <wp:docPr id="29" name="image21.png"/>
-            <a:graphic>
-              <a:graphicData uri="http://schemas.openxmlformats.org/drawingml/2006/picture">
-                <pic:pic>
-                  <pic:nvPicPr>
-                    <pic:cNvPr id="0" name="image21.png"/>
+            <wp:docPr id="29" name="image23.png"/>
+            <a:graphic>
+              <a:graphicData uri="http://schemas.openxmlformats.org/drawingml/2006/picture">
+                <pic:pic>
+                  <pic:nvPicPr>
+                    <pic:cNvPr id="0" name="image23.png"/>
                     <pic:cNvPicPr preferRelativeResize="0"/>
                   </pic:nvPicPr>
                   <pic:blipFill>
@@ -1896,12 +1963,12 @@
           <wp:inline distB="114300" distT="114300" distL="114300" distR="114300">
             <wp:extent cx="4667250" cy="904875"/>
             <wp:effectExtent b="0" l="0" r="0" t="0"/>
-            <wp:docPr id="17" name="image7.png"/>
-            <a:graphic>
-              <a:graphicData uri="http://schemas.openxmlformats.org/drawingml/2006/picture">
-                <pic:pic>
-                  <pic:nvPicPr>
-                    <pic:cNvPr id="0" name="image7.png"/>
+            <wp:docPr id="17" name="image24.png"/>
+            <a:graphic>
+              <a:graphicData uri="http://schemas.openxmlformats.org/drawingml/2006/picture">
+                <pic:pic>
+                  <pic:nvPicPr>
+                    <pic:cNvPr id="0" name="image24.png"/>
                     <pic:cNvPicPr preferRelativeResize="0"/>
                   </pic:nvPicPr>
                   <pic:blipFill>
@@ -1946,12 +2013,12 @@
           <wp:inline distB="114300" distT="114300" distL="114300" distR="114300">
             <wp:extent cx="5943600" cy="2120900"/>
             <wp:effectExtent b="0" l="0" r="0" t="0"/>
-            <wp:docPr id="25" name="image38.png"/>
-            <a:graphic>
-              <a:graphicData uri="http://schemas.openxmlformats.org/drawingml/2006/picture">
-                <pic:pic>
-                  <pic:nvPicPr>
-                    <pic:cNvPr id="0" name="image38.png"/>
+            <wp:docPr id="25" name="image22.png"/>
+            <a:graphic>
+              <a:graphicData uri="http://schemas.openxmlformats.org/drawingml/2006/picture">
+                <pic:pic>
+                  <pic:nvPicPr>
+                    <pic:cNvPr id="0" name="image22.png"/>
                     <pic:cNvPicPr preferRelativeResize="0"/>
                   </pic:nvPicPr>
                   <pic:blipFill>
@@ -1996,12 +2063,12 @@
           <wp:inline distB="114300" distT="114300" distL="114300" distR="114300">
             <wp:extent cx="5124450" cy="5905500"/>
             <wp:effectExtent b="0" l="0" r="0" t="0"/>
-            <wp:docPr id="9" name="image31.png"/>
-            <a:graphic>
-              <a:graphicData uri="http://schemas.openxmlformats.org/drawingml/2006/picture">
-                <pic:pic>
-                  <pic:nvPicPr>
-                    <pic:cNvPr id="0" name="image31.png"/>
+            <wp:docPr id="9" name="image3.png"/>
+            <a:graphic>
+              <a:graphicData uri="http://schemas.openxmlformats.org/drawingml/2006/picture">
+                <pic:pic>
+                  <pic:nvPicPr>
+                    <pic:cNvPr id="0" name="image3.png"/>
                     <pic:cNvPicPr preferRelativeResize="0"/>
                   </pic:nvPicPr>
                   <pic:blipFill>
@@ -2051,9 +2118,19 @@
           <w:bCs w:val="1"/>
           <w:sz w:val="32"/>
           <w:szCs w:val="32"/>
+          <w:highlight w:val="yellow"/>
           <w:rtl w:val="0"/>
         </w:rPr>
         <w:t xml:space="preserve">TASK 4: Persistent Storage Verification</w:t>
+      </w:r>
+      <w:r>
+        <w:rPr>
+          <w:b w:val="1"/>
+          <w:bCs w:val="1"/>
+          <w:sz w:val="32"/>
+          <w:szCs w:val="32"/>
+          <w:rtl w:val="0"/>
+        </w:rPr>
         <w:br w:type="textWrapping"/>
       </w:r>
       <w:r>
@@ -2078,12 +2155,12 @@
           <wp:inline distB="114300" distT="114300" distL="114300" distR="114300">
             <wp:extent cx="5943600" cy="812800"/>
             <wp:effectExtent b="0" l="0" r="0" t="0"/>
-            <wp:docPr id="18" name="image16.png"/>
-            <a:graphic>
-              <a:graphicData uri="http://schemas.openxmlformats.org/drawingml/2006/picture">
-                <pic:pic>
-                  <pic:nvPicPr>
-                    <pic:cNvPr id="0" name="image16.png"/>
+            <wp:docPr id="18" name="image2.png"/>
+            <a:graphic>
+              <a:graphicData uri="http://schemas.openxmlformats.org/drawingml/2006/picture">
+                <pic:pic>
+                  <pic:nvPicPr>
+                    <pic:cNvPr id="0" name="image2.png"/>
                     <pic:cNvPicPr preferRelativeResize="0"/>
                   </pic:nvPicPr>
                   <pic:blipFill>
@@ -2130,12 +2207,12 @@
           <wp:inline distB="114300" distT="114300" distL="114300" distR="114300">
             <wp:extent cx="5943600" cy="4876800"/>
             <wp:effectExtent b="0" l="0" r="0" t="0"/>
-            <wp:docPr id="2" name="image3.png"/>
-            <a:graphic>
-              <a:graphicData uri="http://schemas.openxmlformats.org/drawingml/2006/picture">
-                <pic:pic>
-                  <pic:nvPicPr>
-                    <pic:cNvPr id="0" name="image3.png"/>
+            <wp:docPr id="2" name="image5.png"/>
+            <a:graphic>
+              <a:graphicData uri="http://schemas.openxmlformats.org/drawingml/2006/picture">
+                <pic:pic>
+                  <pic:nvPicPr>
+                    <pic:cNvPr id="0" name="image5.png"/>
                     <pic:cNvPicPr preferRelativeResize="0"/>
                   </pic:nvPicPr>
                   <pic:blipFill>
@@ -2180,12 +2257,12 @@
           <wp:inline distB="114300" distT="114300" distL="114300" distR="114300">
             <wp:extent cx="5943600" cy="4038600"/>
             <wp:effectExtent b="0" l="0" r="0" t="0"/>
-            <wp:docPr id="7" name="image5.png"/>
-            <a:graphic>
-              <a:graphicData uri="http://schemas.openxmlformats.org/drawingml/2006/picture">
-                <pic:pic>
-                  <pic:nvPicPr>
-                    <pic:cNvPr id="0" name="image5.png"/>
+            <wp:docPr id="7" name="image8.png"/>
+            <a:graphic>
+              <a:graphicData uri="http://schemas.openxmlformats.org/drawingml/2006/picture">
+                <pic:pic>
+                  <pic:nvPicPr>
+                    <pic:cNvPr id="0" name="image8.png"/>
                     <pic:cNvPicPr preferRelativeResize="0"/>
                   </pic:nvPicPr>
                   <pic:blipFill>
@@ -2260,12 +2337,12 @@
           <wp:inline distB="114300" distT="114300" distL="114300" distR="114300">
             <wp:extent cx="5876925" cy="5867400"/>
             <wp:effectExtent b="0" l="0" r="0" t="0"/>
-            <wp:docPr id="5" name="image11.png"/>
-            <a:graphic>
-              <a:graphicData uri="http://schemas.openxmlformats.org/drawingml/2006/picture">
-                <pic:pic>
-                  <pic:nvPicPr>
-                    <pic:cNvPr id="0" name="image11.png"/>
+            <wp:docPr id="5" name="image13.png"/>
+            <a:graphic>
+              <a:graphicData uri="http://schemas.openxmlformats.org/drawingml/2006/picture">
+                <pic:pic>
+                  <pic:nvPicPr>
+                    <pic:cNvPr id="0" name="image13.png"/>
                     <pic:cNvPicPr preferRelativeResize="0"/>
                   </pic:nvPicPr>
                   <pic:blipFill>
@@ -2312,12 +2389,12 @@
           <wp:inline distB="114300" distT="114300" distL="114300" distR="114300">
             <wp:extent cx="5943600" cy="711200"/>
             <wp:effectExtent b="0" l="0" r="0" t="0"/>
-            <wp:docPr id="6" name="image14.png"/>
-            <a:graphic>
-              <a:graphicData uri="http://schemas.openxmlformats.org/drawingml/2006/picture">
-                <pic:pic>
-                  <pic:nvPicPr>
-                    <pic:cNvPr id="0" name="image14.png"/>
+            <wp:docPr id="6" name="image6.png"/>
+            <a:graphic>
+              <a:graphicData uri="http://schemas.openxmlformats.org/drawingml/2006/picture">
+                <pic:pic>
+                  <pic:nvPicPr>
+                    <pic:cNvPr id="0" name="image6.png"/>
                     <pic:cNvPicPr preferRelativeResize="0"/>
                   </pic:nvPicPr>
                   <pic:blipFill>
@@ -2507,12 +2584,12 @@
           <wp:inline distB="114300" distT="114300" distL="114300" distR="114300">
             <wp:extent cx="5943600" cy="825500"/>
             <wp:effectExtent b="0" l="0" r="0" t="0"/>
-            <wp:docPr id="45" name="image35.png"/>
-            <a:graphic>
-              <a:graphicData uri="http://schemas.openxmlformats.org/drawingml/2006/picture">
-                <pic:pic>
-                  <pic:nvPicPr>
-                    <pic:cNvPr id="0" name="image35.png"/>
+            <wp:docPr id="45" name="image34.png"/>
+            <a:graphic>
+              <a:graphicData uri="http://schemas.openxmlformats.org/drawingml/2006/picture">
+                <pic:pic>
+                  <pic:nvPicPr>
+                    <pic:cNvPr id="0" name="image34.png"/>
                     <pic:cNvPicPr preferRelativeResize="0"/>
                   </pic:nvPicPr>
                   <pic:blipFill>
@@ -2557,12 +2634,12 @@
           <wp:inline distB="114300" distT="114300" distL="114300" distR="114300">
             <wp:extent cx="5943600" cy="2222500"/>
             <wp:effectExtent b="0" l="0" r="0" t="0"/>
-            <wp:docPr id="4" name="image8.png"/>
-            <a:graphic>
-              <a:graphicData uri="http://schemas.openxmlformats.org/drawingml/2006/picture">
-                <pic:pic>
-                  <pic:nvPicPr>
-                    <pic:cNvPr id="0" name="image8.png"/>
+            <wp:docPr id="4" name="image14.png"/>
+            <a:graphic>
+              <a:graphicData uri="http://schemas.openxmlformats.org/drawingml/2006/picture">
+                <pic:pic>
+                  <pic:nvPicPr>
+                    <pic:cNvPr id="0" name="image14.png"/>
                     <pic:cNvPicPr preferRelativeResize="0"/>
                   </pic:nvPicPr>
                   <pic:blipFill>
@@ -2607,12 +2684,12 @@
           <wp:inline distB="114300" distT="114300" distL="114300" distR="114300">
             <wp:extent cx="5943600" cy="1879600"/>
             <wp:effectExtent b="0" l="0" r="0" t="0"/>
-            <wp:docPr id="10" name="image20.png"/>
-            <a:graphic>
-              <a:graphicData uri="http://schemas.openxmlformats.org/drawingml/2006/picture">
-                <pic:pic>
-                  <pic:nvPicPr>
-                    <pic:cNvPr id="0" name="image20.png"/>
+            <wp:docPr id="10" name="image9.png"/>
+            <a:graphic>
+              <a:graphicData uri="http://schemas.openxmlformats.org/drawingml/2006/picture">
+                <pic:pic>
+                  <pic:nvPicPr>
+                    <pic:cNvPr id="0" name="image9.png"/>
                     <pic:cNvPicPr preferRelativeResize="0"/>
                   </pic:nvPicPr>
                   <pic:blipFill>
@@ -2659,12 +2736,12 @@
           <wp:inline distB="114300" distT="114300" distL="114300" distR="114300">
             <wp:extent cx="5048250" cy="2257425"/>
             <wp:effectExtent b="0" l="0" r="0" t="0"/>
-            <wp:docPr id="12" name="image17.png"/>
-            <a:graphic>
-              <a:graphicData uri="http://schemas.openxmlformats.org/drawingml/2006/picture">
-                <pic:pic>
-                  <pic:nvPicPr>
-                    <pic:cNvPr id="0" name="image17.png"/>
+            <wp:docPr id="12" name="image21.png"/>
+            <a:graphic>
+              <a:graphicData uri="http://schemas.openxmlformats.org/drawingml/2006/picture">
+                <pic:pic>
+                  <pic:nvPicPr>
+                    <pic:cNvPr id="0" name="image21.png"/>
                     <pic:cNvPicPr preferRelativeResize="0"/>
                   </pic:nvPicPr>
                   <pic:blipFill>
@@ -2711,12 +2788,12 @@
           <wp:inline distB="114300" distT="114300" distL="114300" distR="114300">
             <wp:extent cx="5943600" cy="698500"/>
             <wp:effectExtent b="0" l="0" r="0" t="0"/>
-            <wp:docPr id="15" name="image4.png"/>
-            <a:graphic>
-              <a:graphicData uri="http://schemas.openxmlformats.org/drawingml/2006/picture">
-                <pic:pic>
-                  <pic:nvPicPr>
-                    <pic:cNvPr id="0" name="image4.png"/>
+            <wp:docPr id="15" name="image15.png"/>
+            <a:graphic>
+              <a:graphicData uri="http://schemas.openxmlformats.org/drawingml/2006/picture">
+                <pic:pic>
+                  <pic:nvPicPr>
+                    <pic:cNvPr id="0" name="image15.png"/>
                     <pic:cNvPicPr preferRelativeResize="0"/>
                   </pic:nvPicPr>
                   <pic:blipFill>
@@ -2763,12 +2840,12 @@
           <wp:inline distB="114300" distT="114300" distL="114300" distR="114300">
             <wp:extent cx="5943600" cy="2730500"/>
             <wp:effectExtent b="0" l="0" r="0" t="0"/>
-            <wp:docPr id="36" name="image45.png"/>
-            <a:graphic>
-              <a:graphicData uri="http://schemas.openxmlformats.org/drawingml/2006/picture">
-                <pic:pic>
-                  <pic:nvPicPr>
-                    <pic:cNvPr id="0" name="image45.png"/>
+            <wp:docPr id="36" name="image36.png"/>
+            <a:graphic>
+              <a:graphicData uri="http://schemas.openxmlformats.org/drawingml/2006/picture">
+                <pic:pic>
+                  <pic:nvPicPr>
+                    <pic:cNvPr id="0" name="image36.png"/>
                     <pic:cNvPicPr preferRelativeResize="0"/>
                   </pic:nvPicPr>
                   <pic:blipFill>
